--- a/test/fixtures/JinSheet-Sample.docx
+++ b/test/fixtures/JinSheet-Sample.docx
@@ -3,16 +3,170 @@
 <w:document xmlns:w="http://schemas.openxmlformats.org/wordprocessingml/2006/main">
   <w:body>
     <w:p>
+      <w:pPr>
+        <w:pStyle w:val="Title"/>
+      </w:pPr>
       <w:r>
-        <w:t>JinSheet 테스트 Word 문서</w:t>
+        <w:t>JinSheet Word 렌더링 샘플</w:t>
+      </w:r>
+    </w:p>
+    <w:p>
+      <w:pPr>
+        <w:pStyle w:val="Subtitle"/>
+      </w:pPr>
+      <w:r>
+        <w:t>페이지 레이아웃과 표 렌더링을 확인하는 문서입니다.</w:t>
       </w:r>
     </w:p>
     <w:p>
       <w:r>
-        <w:t>이 문서는 읽기 전용 텍스트 미리보기 확인용입니다.</w:t>
+        <w:t>Word 파일은 편집하지 않고 원래 문서 구조를 읽기 전용으로 표시합니다.</w:t>
       </w:r>
     </w:p>
-    <w:sectPr/>
+    <w:tbl>
+      <w:tblPr>
+        <w:tblW w:w="9000" w:type="dxa"/>
+        <w:tblBorders>
+          <w:top w:val="single" w:sz="8" w:color="5B9BD5"/>
+          <w:left w:val="single" w:sz="4" w:color="B4C7E7"/>
+          <w:bottom w:val="single" w:sz="8" w:color="5B9BD5"/>
+          <w:right w:val="single" w:sz="4" w:color="B4C7E7"/>
+          <w:insideH w:val="single" w:sz="4" w:color="D9E2F3"/>
+          <w:insideV w:val="single" w:sz="4" w:color="D9E2F3"/>
+        </w:tblBorders>
+      </w:tblPr>
+      <w:tblGrid>
+        <w:gridCol w:w="4500"/>
+        <w:gridCol w:w="4500"/>
+      </w:tblGrid>
+      <w:tr>
+        <w:tc>
+          <w:tcPr>
+            <w:shd w:fill="D9EAF7"/>
+          </w:tcPr>
+          <w:p>
+            <w:r>
+              <w:rPr>
+                <w:b/>
+              </w:rPr>
+              <w:t>문서 요소</w:t>
+            </w:r>
+          </w:p>
+        </w:tc>
+        <w:tc>
+          <w:tcPr>
+            <w:shd w:fill="D9EAF7"/>
+          </w:tcPr>
+          <w:p>
+            <w:r>
+              <w:rPr>
+                <w:b/>
+              </w:rPr>
+              <w:t>렌더링 확인</w:t>
+            </w:r>
+          </w:p>
+        </w:tc>
+      </w:tr>
+      <w:tr>
+        <w:tc>
+          <w:p>
+            <w:r>
+              <w:t>제목 스타일</w:t>
+            </w:r>
+          </w:p>
+        </w:tc>
+        <w:tc>
+          <w:p>
+            <w:r>
+              <w:t>크기와 색상</w:t>
+            </w:r>
+          </w:p>
+        </w:tc>
+      </w:tr>
+      <w:tr>
+        <w:tc>
+          <w:p>
+            <w:r>
+              <w:t>표 테두리</w:t>
+            </w:r>
+          </w:p>
+        </w:tc>
+        <w:tc>
+          <w:p>
+            <w:r>
+              <w:t>셀 배경과 행 구조</w:t>
+            </w:r>
+          </w:p>
+        </w:tc>
+      </w:tr>
+    </w:tbl>
+    <w:p>
+      <w:pPr>
+        <w:pStyle w:val="Heading1"/>
+      </w:pPr>
+      <w:r>
+        <w:t>읽기 전용 안내</w:t>
+      </w:r>
+    </w:p>
+    <w:p>
+      <w:r>
+        <w:t>Office와 LibreOffice 없이 JinSheet에 포함된 렌더러로 표시됩니다.</w:t>
+      </w:r>
+    </w:p>
+    <w:sectPr>
+      <w:pgSz w:w="12240" w:h="15840"/>
+      <w:pgMar w:top="1440" w:right="1440" w:bottom="1440" w:left="1440" w:header="720" w:footer="720" w:gutter="0"/>
+    </w:sectPr>
   </w:body>
 </w:document>
+</file>
+
+<file path=word/styles.xml><?xml version="1.0" encoding="utf-8"?>
+<w:styles xmlns:w="http://schemas.openxmlformats.org/wordprocessingml/2006/main">
+  <w:docDefaults>
+    <w:rPrDefault>
+      <w:rPr>
+        <w:rFonts w:ascii="Arial" w:hAnsi="Arial"/>
+        <w:lang w:val="ko-KR"/>
+      </w:rPr>
+    </w:rPrDefault>
+    <w:pPrDefault>
+      <w:pPr>
+        <w:spacing w:after="180"/>
+      </w:pPr>
+    </w:pPrDefault>
+  </w:docDefaults>
+  <w:style w:type="paragraph" w:default="1" w:styleId="Normal">
+    <w:name w:val="Normal"/>
+  </w:style>
+  <w:style w:type="paragraph" w:styleId="Title">
+    <w:name w:val="Title"/>
+    <w:basedOn w:val="Normal"/>
+    <w:rPr>
+      <w:b/>
+      <w:color w:val="1F4E79"/>
+      <w:sz w:val="36"/>
+    </w:rPr>
+    <w:pPr>
+      <w:spacing w:after="180"/>
+    </w:pPr>
+  </w:style>
+  <w:style w:type="paragraph" w:styleId="Subtitle">
+    <w:name w:val="Subtitle"/>
+    <w:basedOn w:val="Normal"/>
+    <w:rPr>
+      <w:color w:val="666666"/>
+      <w:sz w:val="22"/>
+    </w:rPr>
+  </w:style>
+  <w:style w:type="paragraph" w:styleId="Heading1">
+    <w:name w:val="heading 1"/>
+    <w:basedOn w:val="Normal"/>
+    <w:rPr>
+      <w:b/>
+      <w:color w:val="2F75B5"/>
+      <w:sz w:val="28"/>
+    </w:rPr>
+  </w:style>
+</w:styles>
 </file>